--- a/applications/apollo-gtm-solutions-consultant-ii/cover-letter.docx
+++ b/applications/apollo-gtm-solutions-consultant-ii/cover-letter.docx
@@ -94,7 +94,7 @@
           <w:b w:val="0"/>
           <w:color w:val="1A1A1A"/>
         </w:rPr>
-        <w:t>I've sat on every side of an Apollo deal: as the rep using the tool, as the seller of a complex GTM platform, and as the person wiring it into the stack. At Accelo I ran discovery and scoped CRM and project-management deals with C-suite buyers, ranked top three on the team while quota roughly doubled, and built the implementation plans the delivery team executed. I know where a deal stalls when the technical answer isn't ready.</w:t>
+        <w:t>I've sat on every side of an Apollo deal: as a hands-on user of the tool, as the seller of a complex GTM platform, and as the person wiring it into the stack. At Accelo I ran discovery and scoped CRM and project-management deals with C-suite buyers, ranked top three on the team while quota roughly doubled, and built the implementation plans the delivery team executed. I know where a deal stalls when the technical answer isn't ready.</w:t>
       </w:r>
     </w:p>
     <w:p>
